--- a/editorial/Дополнения врачу 18.10.2026.docx
+++ b/editorial/Дополнения врачу 18.10.2026.docx
@@ -2,7 +2,7 @@
 <file path=word/document.xml><?xml version="1.0" encoding="utf-8"?>
 <w:document xmlns:w="http://schemas.openxmlformats.org/wordprocessingml/2006/main" xmlns:m="http://schemas.openxmlformats.org/officeDocument/2006/math" xmlns:r="http://schemas.openxmlformats.org/officeDocument/2006/relationships" xmlns:o="urn:schemas-microsoft-com:office:office" xmlns:v="urn:schemas-microsoft-com:vml" xmlns:w10="urn:schemas-microsoft-com:office:word" xmlns:a="http://schemas.openxmlformats.org/drawingml/2006/main" xmlns:pic="http://schemas.openxmlformats.org/drawingml/2006/picture" xmlns:wp="http://schemas.openxmlformats.org/drawingml/2006/wordprocessingDrawing">
   <w:body>
-    <w:bookmarkStart w:id="24" w:name="X32a5131237ffec77b1ea7842ca23d5e95d7a5f7"/>
+    <w:bookmarkStart w:id="25" w:name="X32a5131237ffec77b1ea7842ca23d5e95d7a5f7"/>
     <w:p>
       <w:pPr>
         <w:pStyle w:val="Heading1"/>
@@ -594,7 +594,35 @@
     </w:p>
     <w:bookmarkEnd w:id="22"/>
     <w:bookmarkEnd w:id="23"/>
+    <w:bookmarkStart w:id="24" w:name="тема-6"/>
+    <w:p>
+      <w:pPr>
+        <w:pStyle w:val="Heading2"/>
+      </w:pPr>
+      <w:r>
+        <w:t xml:space="preserve">Тема 6</w:t>
+      </w:r>
+    </w:p>
+    <w:p>
+      <w:pPr>
+        <w:pStyle w:val="FirstParagraph"/>
+      </w:pPr>
+      <w:r>
+        <w:rPr>
+          <w:bCs/>
+          <w:b/>
+        </w:rPr>
+        <w:t xml:space="preserve">Раздел 6.9 — куда обращаться при отёке лица с затруднённым дыханием (20.10.2026).</w:t>
+      </w:r>
+      <w:r>
+        <w:t xml:space="preserve"> </w:t>
+      </w:r>
+      <w:r>
+        <w:t xml:space="preserve">Было: «обращаться нужно в отделение неотложной помощи, а не в стоматологию». Стало: «вызывайте скорую — 103 или 112 (Раздел 0, пункт 0.7) — и не ждите приёма стоматолога». Основание — правило Раздела 0: при затруднённом дыхании вызывают скорую; тот же признак добавлен в пункт 0.7. Вопрос: верно ли направлять беременную в такой ситуации на скорую, а не на самостоятельное обращение в приёмное отделение.</w:t>
+      </w:r>
+    </w:p>
     <w:bookmarkEnd w:id="24"/>
+    <w:bookmarkEnd w:id="25"/>
     <w:sectPr/>
   </w:body>
 </w:document>

--- a/editorial/Дополнения врачу 18.10.2026.docx
+++ b/editorial/Дополнения врачу 18.10.2026.docx
@@ -590,6 +590,24 @@
           <w:highlight w:val="yellow"/>
         </w:rPr>
         <w:t xml:space="preserve">[ПРОВЕРИТЬ: вопрос врачу — давление 160/100 и выше разнесено по уровням 3 и 4 так же, как в 11.3 («в роддом сразу; если самочувствие тяжёлое или добраться не на чем — скорая»); КР ПЭ требует экстренной госпитализации, но не говорит, как добираться — DISPUTED-CLAIMS, строка 54]</w:t>
+      </w:r>
+    </w:p>
+    <w:p>
+      <w:pPr>
+        <w:pStyle w:val="BodyText"/>
+      </w:pPr>
+      <w:r>
+        <w:rPr>
+          <w:bCs/>
+          <w:b/>
+        </w:rPr>
+        <w:t xml:space="preserve">Раздел 11.6 — таблица срочности перенесена в Приложение 1 (20.10.2026, решение пользователя).</w:t>
+      </w:r>
+      <w:r>
+        <w:t xml:space="preserve"> </w:t>
+      </w:r>
+      <w:r>
+        <w:t xml:space="preserve">В книге была две таблицы срочности — 11.6 и навигатор Приложения 1; их нужно было держать согласованными, и между ними нашлись расхождения. Теперь единый указатель «признак → где читать → когда позвонить врачу раньше приёма → когда сразу Раздел 0» — Приложение 1. В 11.6 остались четыре уровня, ссылка на Приложение 1 и текст «Головная боль и рвота: где проходит граница». Вопрос о назначении уровней (DISPUTED-CLAIMS, строка 54) теперь относится к Приложению 1. При переносе условия Приложения 1 приведены к Разделу 0; там, где 11.6 и Раздел 0 расходились (рвота после 20 недель; внезапный отёк лица и кистей; падение без жалоб), принят вариант Раздела 0 — просим подтвердить.</w:t>
       </w:r>
     </w:p>
     <w:bookmarkEnd w:id="22"/>
